--- a/docs/weekly-reports/Week3-ProgressReport.docx
+++ b/docs/weekly-reports/Week3-ProgressReport.docx
@@ -4,219 +4,148 @@
   <w:body>
     <w:p>
       <w:pPr>
-        <w:spacing w:after="120"/>
+        <w:pStyle w:val="Title"/>
+        <w:pBdr>
+          <w:bottom w:val="single" w:sz="8" w:space="0" w:color="4F81BD" w:themeColor="accent1"/>
+        </w:pBdr>
+        <w:jc w:val="center"/>
       </w:pPr>
       <w:r>
-        <w:rPr>
-          <w:b/>
-          <w:sz w:val="26"/>
-        </w:rPr>
         <w:t>Week 3 Progress Report</w:t>
       </w:r>
     </w:p>
     <w:p>
-      <w:pPr>
-        <w:keepNext/>
-        <w:spacing w:before="140" w:after="40"/>
-      </w:pPr>
       <w:r>
-        <w:rPr>
-          <w:b/>
-        </w:rPr>
-        <w:t>Introduction</w:t>
+        <w:br/>
+        <w:t xml:space="preserve">Week ending 18 September 2026 </w:t>
       </w:r>
     </w:p>
     <w:p>
       <w:pPr>
-        <w:spacing w:after="80" w:line="240" w:lineRule="auto"/>
-        <w:jc w:val="both"/>
+        <w:pStyle w:val="Heading1"/>
       </w:pPr>
       <w:r>
-        <w:t>During Week 3, the project moved from a baseline model interaction to a retrieval-augmented workflow. The aim was to make the Software Engineering QA Agent answer from controlled project evidence rather than rely only on model memory. The work produced a traceable corpus, retrieval pipeline, source-grounded application responses, architecture diagram and 15-case RAG evaluation.</w:t>
+        <w:t>Work completed against weekly objectives</w:t>
+      </w:r>
+    </w:p>
+    <w:p>
+      <w:r>
+        <w:t>The RAG pipeline now searches five registered project documents: the charter, user stories, AI boundary matrix, tool catalogue and agent task contract. Assignment instructions, progress reports and prompt evaluations were removed from the retrieval copies so that milestone descriptions do not stand in for product requirements. The original submission documents remain in the repository.</w:t>
+      </w:r>
+    </w:p>
+    <w:p>
+      <w:r>
+        <w:t>The pipeline loads authori</w:t>
+      </w:r>
+      <w:r>
+        <w:t>z</w:t>
+      </w:r>
+      <w:r>
+        <w:t>ed sources, splits them into 180-word chunks and ranks them using TF-IDF and cosine similarity. The current corpus has 26 chunks. Up to three chunks scoring at least 0.08 are passed to the model. The application displays their source identifiers and excerpts. An editable draw.io diagram now describes this path.</w:t>
       </w:r>
     </w:p>
     <w:p>
       <w:pPr>
-        <w:keepNext/>
-        <w:spacing w:before="140" w:after="40"/>
+        <w:pStyle w:val="Heading1"/>
       </w:pPr>
       <w:r>
-        <w:rPr>
-          <w:b/>
-        </w:rPr>
-        <w:t>Work Completed Against Weekly Objectives</w:t>
+        <w:t>Key engineering decisions and reasons</w:t>
+      </w:r>
+    </w:p>
+    <w:p>
+      <w:r>
+        <w:t xml:space="preserve">Local TF-IDF keeps retrieval simple and reproducible. The five files contain multiple requirements and contract records; the collection is smaller than the lecturer’s recommended 10–50 documents. Further material should be added only when it gives the agent useful, </w:t>
+      </w:r>
+      <w:proofErr w:type="spellStart"/>
+      <w:r>
+        <w:t>authorised</w:t>
+      </w:r>
+      <w:proofErr w:type="spellEnd"/>
+      <w:r>
+        <w:t xml:space="preserve"> project knowledge.</w:t>
+      </w:r>
+    </w:p>
+    <w:p>
+      <w:r>
+        <w:t>Groq now supplies the model response using qwen/qwen3.8-27b and a separate grounding prompt. Retrieval stays local, but the question and selected excerpts are sent to Groq. A similarity score is a retrieval signal, not proof that an answer is correct.</w:t>
       </w:r>
     </w:p>
     <w:p>
       <w:pPr>
-        <w:spacing w:after="80" w:line="240" w:lineRule="auto"/>
-        <w:jc w:val="both"/>
+        <w:pStyle w:val="Heading1"/>
       </w:pPr>
       <w:r>
-        <w:t xml:space="preserve">A controlled corpus was assembled in knowledge/corpus. It now contains thirteen </w:t>
+        <w:t>Failures and current response</w:t>
       </w:r>
+    </w:p>
+    <w:p>
       <w:r>
-        <w:t>authorized</w:t>
+        <w:t>All 15 revised questions were run through retrieval without generation. The expected-file or empty-result check matched 12 of 15 cases, but this does not measure answer quality. The evaluation documents incomplete evidence, irrelevant matches and historically truncated generation. One missing expected file still had a useful alternative source.</w:t>
       </w:r>
+    </w:p>
+    <w:p>
       <w:r>
-        <w:t xml:space="preserve"> project records: the original project requirements, model and prompt evidence, plus the BSE4104 Week 3 requirements, a Week 3 progress record and a searchable source-register record. Each source is listed in knowledge/source_register.csv with a source identifier, origin, authority, purpose and access status. This gives the team a clear provenance record and keeps the Week 3 corpus limited to information the project team owns or is </w:t>
-      </w:r>
-      <w:r>
-        <w:t>authorized</w:t>
-      </w:r>
-      <w:r>
-        <w:t xml:space="preserve"> to use.</w:t>
+        <w:t>The live Groq run produced one baseline QA response, then received HTTP 429 on the first RAG call. Further requests were stopped. The 15-case end-to-end Groq evaluation therefore remains incomplete; no model answer pass rate is claimed.</w:t>
       </w:r>
     </w:p>
     <w:p>
       <w:pPr>
-        <w:spacing w:after="80" w:line="240" w:lineRule="auto"/>
-        <w:jc w:val="both"/>
+        <w:pStyle w:val="Heading1"/>
       </w:pPr>
       <w:r>
-        <w:t>The RAG pipeline was implemented in src/rag_service.py. It loads the Markdown corpus, segments documents into 180-word chunks, creates a TF-IDF index using unigram and bigram features, and ranks chunks with cosine similarity. It retrieves the top three chunks and keeps only results at or above the grounding threshold. Each context item is labelled with its source filename and chunk number.</w:t>
+        <w:lastRenderedPageBreak/>
+        <w:t>Links to evidence</w:t>
+      </w:r>
+    </w:p>
+    <w:p>
+      <w:r>
+        <w:t>Current results: evidence/traces/rag_retrieval_20261016.json and docs/evaluation/RAG_Evaluation.docx. Live stop record: evidence/traces/groq_workflows_20261016T153951Z/verification.json.</w:t>
       </w:r>
     </w:p>
     <w:p>
       <w:pPr>
-        <w:spacing w:after="80" w:line="240" w:lineRule="auto"/>
-        <w:jc w:val="both"/>
+        <w:pStyle w:val="Heading1"/>
       </w:pPr>
       <w:r>
-        <w:t>A grounding prompt instructs the local Qwen3 8B model to answer only from retrieved project context, identify missing information and name the source files used. When no result passes the threshold, the application returns the configured insufficient-information response instead of generating an unsupported answer. The Flask interface displays the answer and retrieved source information.</w:t>
+        <w:t>Individual contribution summary</w:t>
+      </w:r>
+    </w:p>
+    <w:p>
+      <w:r>
+        <w:t>Byali Macqueline Leya : Corpus and Source Register</w:t>
+      </w:r>
+    </w:p>
+    <w:p>
+      <w:r>
+        <w:t>Ambrose Onyanga: Working Rag Pipeline</w:t>
+      </w:r>
+    </w:p>
+    <w:p>
+      <w:r>
+        <w:t xml:space="preserve">Angom Joyce Rita: Rag testing and evaluation: </w:t>
+      </w:r>
+    </w:p>
+    <w:p>
+      <w:r>
+        <w:t>Nuwagaba Jerome Bill: Rag architectural diagram</w:t>
+      </w:r>
+    </w:p>
+    <w:p>
+      <w:r>
+        <w:t>Angom Joyce Rita: Failure analysis and weekly report</w:t>
       </w:r>
     </w:p>
     <w:p>
       <w:pPr>
-        <w:keepNext/>
-        <w:spacing w:before="140" w:after="40"/>
+        <w:pStyle w:val="Heading1"/>
       </w:pPr>
       <w:r>
-        <w:rPr>
-          <w:b/>
-        </w:rPr>
-        <w:t>Evaluation and Current Limitations</w:t>
+        <w:t>Plan for the next week</w:t>
       </w:r>
     </w:p>
     <w:p>
-      <w:pPr>
-        <w:spacing w:after="80" w:line="240" w:lineRule="auto"/>
-        <w:jc w:val="both"/>
-      </w:pPr>
       <w:r>
-        <w:t xml:space="preserve">After adding the Week 3 assignment requirements, Week 3 progress record and searchable source register to the controlled corpus, all 15 live RAG cases were </w:t>
-      </w:r>
-      <w:r>
-        <w:t>run</w:t>
-      </w:r>
-      <w:r>
-        <w:t>. The run recorded 12 passes and 3 review outcomes, with no timeout or execution error. The new sources resolved the prior corpus gaps for the Week 3 deliverables, corpus inventory and Week 2 versus Week 3 comparison questions. The detailed result table and raw traces are stored in docs/evaluation/RAG_Evaluation_Results_Rerun.docx</w:t>
-      </w:r>
-      <w:r>
-        <w:t xml:space="preserve"> </w:t>
-      </w:r>
-      <w:r>
-        <w:t>and evidence/traces/rag_evaluation_run.json.</w:t>
-      </w:r>
-    </w:p>
-    <w:p>
-      <w:pPr>
-        <w:spacing w:after="80" w:line="240" w:lineRule="auto"/>
-        <w:jc w:val="both"/>
-      </w:pPr>
-      <w:r>
-        <w:t>The run identified two remaining improvement areas</w:t>
-      </w:r>
-      <w:r>
-        <w:t xml:space="preserve">, </w:t>
-      </w:r>
-      <w:r>
-        <w:t>the short evaluation response limit leaves three cautious answers incomplete, and weak lexical matching can still retrieve irrelevant context for unanswerable questions even though the model safely refuses to invent information. The application retains a 90-second timeout and non-streaming requests</w:t>
-      </w:r>
-      <w:r>
-        <w:t xml:space="preserve">. </w:t>
-      </w:r>
-      <w:r>
-        <w:t>the next re-test should increase the response budget and add an unsupported-query guard.</w:t>
-      </w:r>
-    </w:p>
-    <w:p>
-      <w:pPr>
-        <w:keepNext/>
-        <w:spacing w:before="140" w:after="40"/>
-      </w:pPr>
-      <w:r>
-        <w:rPr>
-          <w:b/>
-        </w:rPr>
-        <w:t>Key Engineering Decisions and Why They Were Made</w:t>
-      </w:r>
-    </w:p>
-    <w:p>
-      <w:pPr>
-        <w:spacing w:after="80" w:line="240" w:lineRule="auto"/>
-        <w:jc w:val="both"/>
-      </w:pPr>
-      <w:r>
-        <w:t xml:space="preserve">The team selected a lightweight local retrieval design rather than adding a hosted vector database or external embedding service. TF-IDF and cosine similarity are adequate for the controlled Week 3 corpus, are reproducible on the available machine, and avoid new cost and privacy dependencies. Source identifiers and chunk labels were retained in the response path so that a </w:t>
-      </w:r>
-      <w:r>
-        <w:lastRenderedPageBreak/>
-        <w:t>user can inspect the evidence behind an answer. The model remains responsible for language understanding and explanation, while document loading, indexing, thresholding and source registration remain deterministic software responsibilities.</w:t>
-      </w:r>
-    </w:p>
-    <w:p>
-      <w:pPr>
-        <w:keepNext/>
-        <w:spacing w:before="140" w:after="40"/>
-      </w:pPr>
-      <w:r>
-        <w:rPr>
-          <w:b/>
-        </w:rPr>
-        <w:t>Plan for Next Week</w:t>
-      </w:r>
-    </w:p>
-    <w:p>
-      <w:pPr>
-        <w:spacing w:after="80" w:line="240" w:lineRule="auto"/>
-        <w:jc w:val="both"/>
-      </w:pPr>
-      <w:r>
-        <w:t xml:space="preserve">Week 4 will extend the grounded QA workflow with two explicit, safe tools. The team will define each tool's purpose, input and output schema, </w:t>
-      </w:r>
-      <w:r>
-        <w:t>authorization</w:t>
-      </w:r>
-      <w:r>
-        <w:t xml:space="preserve"> rule and failure </w:t>
-      </w:r>
-      <w:r>
-        <w:t>behavior</w:t>
-      </w:r>
-      <w:r>
-        <w:t>. At least one tool will retrieve current application data or create a low-risk simulated record. Tool calls will remain outside the model's direct control, and higher-impact actions will continue to require human approval.</w:t>
-      </w:r>
-    </w:p>
-    <w:p>
-      <w:pPr>
-        <w:keepNext/>
-        <w:spacing w:before="140" w:after="40"/>
-      </w:pPr>
-      <w:r>
-        <w:rPr>
-          <w:b/>
-        </w:rPr>
-        <w:t>Conclusion</w:t>
-      </w:r>
-    </w:p>
-    <w:p>
-      <w:pPr>
-        <w:spacing w:after="80" w:line="240" w:lineRule="auto"/>
-        <w:jc w:val="both"/>
-      </w:pPr>
-      <w:r>
-        <w:t>Week 3 established a working, traceable RAG milestone for the Software Engineering QA Agent. The system now retrieves from a controlled project corpus, exposes source-grounded answers through the application, and documents both its evaluation and its retrieval limitations. This provides a bounded evidence layer on which the team can safely add the Week 4 tool contracts and function-calling workflow.</w:t>
+        <w:t>Complete the live RAG evaluation when requests can resume, review each answer against its cited excerpts, and retest the documented retrieval failures. The Week 4 tool layer must validate arguments and permissions before executing either approved capability.</w:t>
       </w:r>
     </w:p>
     <w:sectPr>
@@ -845,7 +774,7 @@
       <w:rFonts w:asciiTheme="majorHAnsi" w:eastAsiaTheme="majorEastAsia" w:hAnsiTheme="majorHAnsi" w:cstheme="majorBidi"/>
       <w:b/>
       <w:bCs/>
-      <w:color w:val="365F91" w:themeColor="accent1" w:themeShade="BF"/>
+      <w:color w:val="000000"/>
       <w:sz w:val="28"/>
       <w:szCs w:val="28"/>
     </w:rPr>
@@ -869,7 +798,7 @@
       <w:rFonts w:asciiTheme="majorHAnsi" w:eastAsiaTheme="majorEastAsia" w:hAnsiTheme="majorHAnsi" w:cstheme="majorBidi"/>
       <w:b/>
       <w:bCs/>
-      <w:color w:val="4F81BD" w:themeColor="accent1"/>
+      <w:color w:val="000000"/>
       <w:sz w:val="26"/>
       <w:szCs w:val="26"/>
     </w:rPr>
@@ -1176,7 +1105,7 @@
     </w:pPr>
     <w:rPr>
       <w:rFonts w:asciiTheme="majorHAnsi" w:eastAsiaTheme="majorEastAsia" w:hAnsiTheme="majorHAnsi" w:cstheme="majorBidi"/>
-      <w:color w:val="17365D" w:themeColor="text2" w:themeShade="BF"/>
+      <w:color w:val="000000"/>
       <w:spacing w:val="5"/>
       <w:kern w:val="28"/>
       <w:sz w:val="52"/>
@@ -1215,7 +1144,7 @@
       <w:rFonts w:asciiTheme="majorHAnsi" w:eastAsiaTheme="majorEastAsia" w:hAnsiTheme="majorHAnsi" w:cstheme="majorBidi"/>
       <w:i/>
       <w:iCs/>
-      <w:color w:val="4F81BD" w:themeColor="accent1"/>
+      <w:color w:val="000000"/>
       <w:spacing w:val="15"/>
       <w:szCs w:val="24"/>
     </w:rPr>

--- a/docs/weekly-reports/Week3-ProgressReport.docx
+++ b/docs/weekly-reports/Week3-ProgressReport.docx
@@ -5,9 +5,6 @@
     <w:p>
       <w:pPr>
         <w:pStyle w:val="Title"/>
-        <w:pBdr>
-          <w:bottom w:val="single" w:sz="8" w:space="0" w:color="4F81BD" w:themeColor="accent1"/>
-        </w:pBdr>
         <w:jc w:val="center"/>
       </w:pPr>
       <w:r>
@@ -35,13 +32,7 @@
     </w:p>
     <w:p>
       <w:r>
-        <w:t>The pipeline loads authori</w:t>
-      </w:r>
-      <w:r>
-        <w:t>z</w:t>
-      </w:r>
-      <w:r>
-        <w:t>ed sources, splits them into 180-word chunks and ranks them using TF-IDF and cosine similarity. The current corpus has 26 chunks. Up to three chunks scoring at least 0.08 are passed to the model. The application displays their source identifiers and excerpts. An editable draw.io diagram now describes this path.</w:t>
+        <w:t>The pipeline loads authorized sources, splits them into 180-word chunks and ranks them using TF-IDF and cosine similarity. The current corpus has 26 chunks. Up to three chunks scoring at least 0.08 are passed to the model. The application displays their source identifiers and excerpts. The SVG RAG architecture illustrates this path.</w:t>
       </w:r>
     </w:p>
     <w:p>
@@ -146,6 +137,11 @@
     <w:p>
       <w:r>
         <w:t>Complete the live RAG evaluation when requests can resume, review each answer against its cited excerpts, and retest the documented retrieval failures. The Week 4 tool layer must validate arguments and permissions before executing either approved capability.</w:t>
+      </w:r>
+    </w:p>
+    <w:p>
+      <w:r>
+        <w:t>Revision 22 October 2026: 66 offline checks passed. Current RAG, tool, three selected agent traces and memory evidence are indexed in evidence/final/README.md. The 36 final scenarios are NOT RUN. Earlier milestone results describe their original configuration.</w:t>
       </w:r>
     </w:p>
     <w:sectPr>
@@ -1097,9 +1093,6 @@
     <w:qFormat/>
     <w:rsid w:val="00FC693F"/>
     <w:pPr>
-      <w:pBdr>
-        <w:bottom w:val="single" w:sz="8" w:space="4" w:color="4F81BD" w:themeColor="accent1"/>
-      </w:pBdr>
       <w:spacing w:after="300" w:line="240" w:lineRule="auto"/>
       <w:contextualSpacing/>
     </w:pPr>
@@ -1583,9 +1576,6 @@
     <w:qFormat/>
     <w:rsid w:val="00FC693F"/>
     <w:pPr>
-      <w:pBdr>
-        <w:bottom w:val="single" w:sz="4" w:space="4" w:color="4F81BD" w:themeColor="accent1"/>
-      </w:pBdr>
       <w:spacing w:before="200" w:after="280"/>
       <w:ind w:left="936" w:right="936"/>
     </w:pPr>

--- a/docs/weekly-reports/Week3-ProgressReport.docx
+++ b/docs/weekly-reports/Week3-ProgressReport.docx
@@ -27,12 +27,7 @@
     </w:p>
     <w:p>
       <w:r>
-        <w:t>The RAG pipeline now searches five registered project documents: the charter, user stories, AI boundary matrix, tool catalogue and agent task contract. Assignment instructions, progress reports and prompt evaluations were removed from the retrieval copies so that milestone descriptions do not stand in for product requirements. The original submission documents remain in the repository.</w:t>
-      </w:r>
-    </w:p>
-    <w:p>
-      <w:r>
-        <w:t>The pipeline loads authorized sources, splits them into 180-word chunks and ranks them using TF-IDF and cosine similarity. The current corpus has 26 chunks. Up to three chunks scoring at least 0.08 are passed to the model. The application displays their source identifiers and excerpts. The SVG RAG architecture illustrates this path.</w:t>
+        <w:t>The RAG pipeline now searches  registered project documents: the charter, user stories, AI boundary matrix, tool catalogue and agent task contract. Our pipeline loads authorized sources, splits them into 180-word chunks and ranks them using TF-IDF and cosine similarity. The current corpus has 26 chunks. Up to three chunks scoring at least 0.08 are passed to the model. The application displays their source identifiers and excerpts. The SVG RAG architecture illustrates this path.</w:t>
       </w:r>
     </w:p>
     <w:p>
@@ -45,15 +40,7 @@
     </w:p>
     <w:p>
       <w:r>
-        <w:t xml:space="preserve">Local TF-IDF keeps retrieval simple and reproducible. The five files contain multiple requirements and contract records; the collection is smaller than the lecturer’s recommended 10–50 documents. Further material should be added only when it gives the agent useful, </w:t>
-      </w:r>
-      <w:proofErr w:type="spellStart"/>
-      <w:r>
-        <w:t>authorised</w:t>
-      </w:r>
-      <w:proofErr w:type="spellEnd"/>
-      <w:r>
-        <w:t xml:space="preserve"> project knowledge.</w:t>
+        <w:t>Local TF-IDF keeps retrieval simple and reproducible. The five files contain multiple requirements and contract records; the collection is smaller than the  recommended 10–50 documents. Further material should be added only when it gives the agent useful, authorised project knowledge.</w:t>
       </w:r>
     </w:p>
     <w:p>
@@ -71,12 +58,29 @@
     </w:p>
     <w:p>
       <w:r>
-        <w:t>All 15 revised questions were run through retrieval without generation. The expected-file or empty-result check matched 12 of 15 cases, but this does not measure answer quality. The evaluation documents incomplete evidence, irrelevant matches and historically truncated generation. One missing expected file still had a useful alternative source.</w:t>
+        <w:t xml:space="preserve">In the retrieval-only evaluation, we matched the expected-file or empty-result check in 12 of 15 cases. That was a retrieval check, not an answer-quality score. </w:t>
       </w:r>
     </w:p>
     <w:p>
       <w:r>
-        <w:t>The live Groq run produced one baseline QA response, then received HTTP 429 on the first RAG call. Further requests were stopped. The 15-case end-to-end Groq evaluation therefore remains incomplete; no model answer pass rate is claimed.</w:t>
+        <w:t>W</w:t>
+      </w:r>
+      <w:r>
+        <w:t>e evaluated all 15 questions with generation against the current corpus. Our answer assessment recorded 11 full passes; 4 partial results. We kept the earlier run for comparison.</w:t>
+      </w:r>
+    </w:p>
+    <w:p>
+      <w:r>
+        <w:t>The first Groq attempt stopped at HTTP 429, but later runs completed the 15-question evaluation</w:t>
+      </w:r>
+      <w:r>
+        <w:t xml:space="preserve"> to the app connected for testing</w:t>
+      </w:r>
+      <w:r>
+        <w:t>. The 23 October follow-up recorded 14 full passes; 1 failure. The unfinished  R08 answer and prompt v1.1 TC09 response completed on explicit retries at the provider ceiling of 1000 output tokens. We kept both original 900-token failures</w:t>
+      </w:r>
+      <w:r>
+        <w:t xml:space="preserve">. </w:t>
       </w:r>
     </w:p>
     <w:p>
@@ -90,7 +94,12 @@
     </w:p>
     <w:p>
       <w:r>
-        <w:t>Current results: evidence/traces/rag_retrieval_20261016.json and docs/evaluation/RAG_Evaluation.docx. Live stop record: evidence/traces/groq_workflows_20261016T153951Z/verification.json.</w:t>
+        <w:t>Repository evidence: knowledge/scripts/rag_pipeline.py; src/rag_service.py; knowledge/source_register.csv; docs/evaluation/RAG_Evaluation.docx; evidence/final/rag_assessment.json.</w:t>
+      </w:r>
+    </w:p>
+    <w:p>
+      <w:r>
+        <w:t xml:space="preserve"> evidence/traces/rag_retrieval_20261016.json and docs/evaluation/RAG_Evaluation.docx. Live stop record: evidence/traces/groq_workflows_20261016T153951Z/verification.json.</w:t>
       </w:r>
     </w:p>
     <w:p>
@@ -108,7 +117,7 @@
     </w:p>
     <w:p>
       <w:r>
-        <w:t>Ambrose Onyanga: Working Rag Pipeline</w:t>
+        <w:t>Onyanga Ambrose: Working Rag Pipeline</w:t>
       </w:r>
     </w:p>
     <w:p>
@@ -136,12 +145,7 @@
     </w:p>
     <w:p>
       <w:r>
-        <w:t>Complete the live RAG evaluation when requests can resume, review each answer against its cited excerpts, and retest the documented retrieval failures. The Week 4 tool layer must validate arguments and permissions before executing either approved capability.</w:t>
-      </w:r>
-    </w:p>
-    <w:p>
-      <w:r>
-        <w:t>Revision 22 October 2026: 66 offline checks passed. Current RAG, tool, three selected agent traces and memory evidence are indexed in evidence/final/README.md. The 36 final scenarios are NOT RUN. Earlier milestone results describe their original configuration.</w:t>
+        <w:t>The Week 4 tool layer must validate arguments and permissions before executing either approved capability.</w:t>
       </w:r>
     </w:p>
     <w:sectPr>
@@ -750,6 +754,7 @@
     <w:rPr>
       <w:rFonts w:ascii="Times New Roman" w:hAnsi="Times New Roman"/>
       <w:sz w:val="24"/>
+      <w:lang w:val="en-GB"/>
     </w:rPr>
   </w:style>
   <w:style w:type="paragraph" w:styleId="Heading1">
